--- a/fuentes/621602_CF04_AD.docx
+++ b/fuentes/621602_CF04_AD.docx
@@ -1,6 +1,6 @@
 
 <file path=word/document.xml><?xml version="1.0" encoding="utf-8"?>
-<w:document xmlns:wpc="http://schemas.microsoft.com/office/word/2010/wordprocessingCanvas" xmlns:cx="http://schemas.microsoft.com/office/drawing/2014/chartex" xmlns:cx1="http://schemas.microsoft.com/office/drawing/2015/9/8/chartex" xmlns:cx2="http://schemas.microsoft.com/office/drawing/2015/10/21/chartex" xmlns:cx3="http://schemas.microsoft.com/office/drawing/2016/5/9/chartex" xmlns:cx4="http://schemas.microsoft.com/office/drawing/2016/5/10/chartex" xmlns:cx5="http://schemas.microsoft.com/office/drawing/2016/5/11/chartex" xmlns:cx6="http://schemas.microsoft.com/office/drawing/2016/5/12/chartex" xmlns:cx7="http://schemas.microsoft.com/office/drawing/2016/5/13/chartex" xmlns:cx8="http://schemas.microsoft.com/office/drawing/2016/5/14/chartex" xmlns:mc="http://schemas.openxmlformats.org/markup-compatibility/2006" xmlns:aink="http://schemas.microsoft.com/office/drawing/2016/ink" xmlns:am3d="http://schemas.microsoft.com/office/drawing/2017/model3d" xmlns:o="urn:schemas-microsoft-com:office:office" xmlns:oel="http://schemas.microsoft.com/office/2019/extlst" xmlns:r="http://schemas.openxmlformats.org/officeDocument/2006/relationships" xmlns:m="http://schemas.openxmlformats.org/officeDocument/2006/math" xmlns:v="urn:schemas-microsoft-com:vml" xmlns:wp14="http://schemas.microsoft.com/office/word/2010/wordprocessingDrawing" xmlns:wp="http://schemas.openxmlformats.org/drawingml/2006/wordprocessingDrawing" xmlns:w10="urn:schemas-microsoft-com:office:word" xmlns:w="http://schemas.openxmlformats.org/wordprocessingml/2006/main" xmlns:w14="http://schemas.microsoft.com/office/word/2010/wordml" xmlns:w15="http://schemas.microsoft.com/office/word/2012/wordml" xmlns:w16cex="http://schemas.microsoft.com/office/word/2018/wordml/cex" xmlns:w16cid="http://schemas.microsoft.com/office/word/2016/wordml/cid" xmlns:w16="http://schemas.microsoft.com/office/word/2018/wordml" xmlns:w16du="http://schemas.microsoft.com/office/word/2023/wordml/word16du" xmlns:w16sdtdh="http://schemas.microsoft.com/office/word/2020/wordml/sdtdatahash" xmlns:w16sdtfl="http://schemas.microsoft.com/office/word/2024/wordml/sdtformatlock" xmlns:w16se="http://schemas.microsoft.com/office/word/2015/wordml/symex" xmlns:wpg="http://schemas.microsoft.com/office/word/2010/wordprocessingGroup" xmlns:wpi="http://schemas.microsoft.com/office/word/2010/wordprocessingInk" xmlns:wne="http://schemas.microsoft.com/office/word/2006/wordml" xmlns:wps="http://schemas.microsoft.com/office/word/2010/wordprocessingShape" mc:Ignorable="w14 w15 w16se w16cid w16 w16cex w16sdtdh w16sdtfl w16du wp14">
+<w:document xmlns:wpc="http://schemas.microsoft.com/office/word/2010/wordprocessingCanvas" xmlns:cx="http://schemas.microsoft.com/office/drawing/2014/chartex" xmlns:cx1="http://schemas.microsoft.com/office/drawing/2015/9/8/chartex" xmlns:cx2="http://schemas.microsoft.com/office/drawing/2015/10/21/chartex" xmlns:cx3="http://schemas.microsoft.com/office/drawing/2016/5/9/chartex" xmlns:cx4="http://schemas.microsoft.com/office/drawing/2016/5/10/chartex" xmlns:cx5="http://schemas.microsoft.com/office/drawing/2016/5/11/chartex" xmlns:cx6="http://schemas.microsoft.com/office/drawing/2016/5/12/chartex" xmlns:cx7="http://schemas.microsoft.com/office/drawing/2016/5/13/chartex" xmlns:cx8="http://schemas.microsoft.com/office/drawing/2016/5/14/chartex" xmlns:mc="http://schemas.openxmlformats.org/markup-compatibility/2006" xmlns:m="http://schemas.openxmlformats.org/officeDocument/2006/math" xmlns:aink="http://schemas.microsoft.com/office/drawing/2016/ink" xmlns:am3d="http://schemas.microsoft.com/office/drawing/2017/model3d" xmlns:oel="http://schemas.microsoft.com/office/2019/extlst" xmlns:r="http://schemas.openxmlformats.org/officeDocument/2006/relationships" xmlns:wp14="http://schemas.microsoft.com/office/word/2010/wordprocessingDrawing" xmlns:wp="http://schemas.openxmlformats.org/drawingml/2006/wordprocessingDrawing" xmlns:wpg="http://schemas.microsoft.com/office/word/2010/wordprocessingGroup" xmlns:wpi="http://schemas.microsoft.com/office/word/2010/wordprocessingInk" xmlns:wps="http://schemas.microsoft.com/office/word/2010/wordprocessingShape" xmlns:o="urn:schemas-microsoft-com:office:office" xmlns:v="urn:schemas-microsoft-com:vml" xmlns:w10="urn:schemas-microsoft-com:office:word" xmlns:w="http://schemas.openxmlformats.org/wordprocessingml/2006/main" xmlns:w14="http://schemas.microsoft.com/office/word/2010/wordml" xmlns:w15="http://schemas.microsoft.com/office/word/2012/wordml" xmlns:w16cex="http://schemas.microsoft.com/office/word/2018/wordml/cex" xmlns:w16cid="http://schemas.microsoft.com/office/word/2016/wordml/cid" xmlns:w16="http://schemas.microsoft.com/office/word/2018/wordml" xmlns:w16sdtdh="http://schemas.microsoft.com/office/word/2020/wordml/sdtdatahash" xmlns:w16sdtfl="http://schemas.microsoft.com/office/word/2024/wordml/sdtformatlock" xmlns:w16se="http://schemas.microsoft.com/office/word/2015/wordml/symex" xmlns:w16du="http://schemas.microsoft.com/office/word/2023/wordml/word16du" xmlns:wne="http://schemas.microsoft.com/office/word/2006/wordml" mc:Ignorable="w14 w15 w16se w16cid w16 w16cex w16sdtdh w16sdtfl w16du wp14">
   <w:body>
     <w:p>
       <w:pPr>
@@ -58,7 +58,7 @@
                 <w:lang w:val="es-CO"/>
               </w:rPr>
               <w:drawing>
-                <wp:anchor distT="0" distB="0" distL="114300" distR="114300" simplePos="0" relativeHeight="251658240" behindDoc="0" locked="0" layoutInCell="1" allowOverlap="1" wp14:anchorId="2D5C970A" wp14:editId="41C0B6E9">
+                <wp:anchor distT="0" distB="0" distL="114300" distR="114300" simplePos="0" relativeHeight="251658240" behindDoc="0" locked="0" layoutInCell="1" allowOverlap="1" wp14:anchorId="2D5C970A" wp14:editId="5373A81B">
                   <wp:simplePos x="0" y="0"/>
                   <wp:positionH relativeFrom="column">
                     <wp:posOffset>-14218</wp:posOffset>
@@ -535,7 +535,25 @@
                 <w:sz w:val="20"/>
                 <w:szCs w:val="20"/>
               </w:rPr>
-              <w:t>Lea la afirmación de cada ítem y luego señale verdadero o falso según corresponda.</w:t>
+              <w:t xml:space="preserve">Lea la afirmación de cada ítem y luego señale </w:t>
+            </w:r>
+            <w:r>
+              <w:rPr>
+                <w:rFonts w:asciiTheme="majorHAnsi" w:eastAsia="Calibri" w:hAnsiTheme="majorHAnsi" w:cstheme="majorHAnsi"/>
+                <w:color w:val="000000" w:themeColor="text1"/>
+                <w:sz w:val="20"/>
+                <w:szCs w:val="20"/>
+              </w:rPr>
+              <w:t>la respuesta correcta</w:t>
+            </w:r>
+            <w:r>
+              <w:rPr>
+                <w:rFonts w:asciiTheme="majorHAnsi" w:eastAsia="Calibri" w:hAnsiTheme="majorHAnsi" w:cstheme="majorHAnsi"/>
+                <w:color w:val="000000" w:themeColor="text1"/>
+                <w:sz w:val="20"/>
+                <w:szCs w:val="20"/>
+              </w:rPr>
+              <w:t xml:space="preserve"> según corresponda.</w:t>
             </w:r>
           </w:p>
           <w:p>
@@ -777,7 +795,43 @@
                 <w:sz w:val="20"/>
                 <w:szCs w:val="20"/>
               </w:rPr>
-              <w:t>Lea cada enunciado referente a los temas desarrollados en el componente formativo y elija entre verdadero y falso según corresponda.</w:t>
+              <w:t xml:space="preserve">Lea cada enunciado referente a los temas desarrollados en el componente formativo y elija </w:t>
+            </w:r>
+            <w:r>
+              <w:rPr>
+                <w:rFonts w:asciiTheme="majorHAnsi" w:eastAsia="Calibri" w:hAnsiTheme="majorHAnsi" w:cstheme="majorHAnsi"/>
+                <w:color w:val="000000" w:themeColor="text1"/>
+                <w:sz w:val="20"/>
+                <w:szCs w:val="20"/>
+              </w:rPr>
+              <w:t>la respuesta correcta</w:t>
+            </w:r>
+            <w:r>
+              <w:rPr>
+                <w:rFonts w:asciiTheme="majorHAnsi" w:eastAsia="Calibri" w:hAnsiTheme="majorHAnsi" w:cstheme="majorHAnsi"/>
+                <w:color w:val="000000" w:themeColor="text1"/>
+                <w:sz w:val="20"/>
+                <w:szCs w:val="20"/>
+              </w:rPr>
+              <w:t xml:space="preserve"> </w:t>
+            </w:r>
+            <w:r>
+              <w:rPr>
+                <w:rFonts w:asciiTheme="majorHAnsi" w:eastAsia="Calibri" w:hAnsiTheme="majorHAnsi" w:cstheme="majorHAnsi"/>
+                <w:color w:val="000000" w:themeColor="text1"/>
+                <w:sz w:val="20"/>
+                <w:szCs w:val="20"/>
+              </w:rPr>
+              <w:t xml:space="preserve"> </w:t>
+            </w:r>
+            <w:r>
+              <w:rPr>
+                <w:rFonts w:asciiTheme="majorHAnsi" w:eastAsia="Calibri" w:hAnsiTheme="majorHAnsi" w:cstheme="majorHAnsi"/>
+                <w:color w:val="000000" w:themeColor="text1"/>
+                <w:sz w:val="20"/>
+                <w:szCs w:val="20"/>
+              </w:rPr>
+              <w:t>según corresponda.</w:t>
             </w:r>
           </w:p>
         </w:tc>
@@ -7173,7 +7227,7 @@
 </file>
 
 <file path=word/endnotes.xml><?xml version="1.0" encoding="utf-8"?>
-<w:endnotes xmlns:wpc="http://schemas.microsoft.com/office/word/2010/wordprocessingCanvas" xmlns:cx="http://schemas.microsoft.com/office/drawing/2014/chartex" xmlns:cx1="http://schemas.microsoft.com/office/drawing/2015/9/8/chartex" xmlns:cx2="http://schemas.microsoft.com/office/drawing/2015/10/21/chartex" xmlns:cx3="http://schemas.microsoft.com/office/drawing/2016/5/9/chartex" xmlns:cx4="http://schemas.microsoft.com/office/drawing/2016/5/10/chartex" xmlns:cx5="http://schemas.microsoft.com/office/drawing/2016/5/11/chartex" xmlns:cx6="http://schemas.microsoft.com/office/drawing/2016/5/12/chartex" xmlns:cx7="http://schemas.microsoft.com/office/drawing/2016/5/13/chartex" xmlns:cx8="http://schemas.microsoft.com/office/drawing/2016/5/14/chartex" xmlns:mc="http://schemas.openxmlformats.org/markup-compatibility/2006" xmlns:aink="http://schemas.microsoft.com/office/drawing/2016/ink" xmlns:am3d="http://schemas.microsoft.com/office/drawing/2017/model3d" xmlns:o="urn:schemas-microsoft-com:office:office" xmlns:oel="http://schemas.microsoft.com/office/2019/extlst" xmlns:r="http://schemas.openxmlformats.org/officeDocument/2006/relationships" xmlns:m="http://schemas.openxmlformats.org/officeDocument/2006/math" xmlns:v="urn:schemas-microsoft-com:vml" xmlns:wp14="http://schemas.microsoft.com/office/word/2010/wordprocessingDrawing" xmlns:wp="http://schemas.openxmlformats.org/drawingml/2006/wordprocessingDrawing" xmlns:w10="urn:schemas-microsoft-com:office:word" xmlns:w="http://schemas.openxmlformats.org/wordprocessingml/2006/main" xmlns:w14="http://schemas.microsoft.com/office/word/2010/wordml" xmlns:w15="http://schemas.microsoft.com/office/word/2012/wordml" xmlns:w16cex="http://schemas.microsoft.com/office/word/2018/wordml/cex" xmlns:w16cid="http://schemas.microsoft.com/office/word/2016/wordml/cid" xmlns:w16="http://schemas.microsoft.com/office/word/2018/wordml" xmlns:w16du="http://schemas.microsoft.com/office/word/2023/wordml/word16du" xmlns:w16sdtdh="http://schemas.microsoft.com/office/word/2020/wordml/sdtdatahash" xmlns:w16sdtfl="http://schemas.microsoft.com/office/word/2024/wordml/sdtformatlock" xmlns:w16se="http://schemas.microsoft.com/office/word/2015/wordml/symex" xmlns:wpg="http://schemas.microsoft.com/office/word/2010/wordprocessingGroup" xmlns:wpi="http://schemas.microsoft.com/office/word/2010/wordprocessingInk" xmlns:wne="http://schemas.microsoft.com/office/word/2006/wordml" xmlns:wps="http://schemas.microsoft.com/office/word/2010/wordprocessingShape" mc:Ignorable="w14 w15 w16se w16cid w16 w16cex w16sdtdh w16sdtfl w16du wp14">
+<w:endnotes xmlns:wpc="http://schemas.microsoft.com/office/word/2010/wordprocessingCanvas" xmlns:cx="http://schemas.microsoft.com/office/drawing/2014/chartex" xmlns:cx1="http://schemas.microsoft.com/office/drawing/2015/9/8/chartex" xmlns:cx2="http://schemas.microsoft.com/office/drawing/2015/10/21/chartex" xmlns:cx3="http://schemas.microsoft.com/office/drawing/2016/5/9/chartex" xmlns:cx4="http://schemas.microsoft.com/office/drawing/2016/5/10/chartex" xmlns:cx5="http://schemas.microsoft.com/office/drawing/2016/5/11/chartex" xmlns:cx6="http://schemas.microsoft.com/office/drawing/2016/5/12/chartex" xmlns:cx7="http://schemas.microsoft.com/office/drawing/2016/5/13/chartex" xmlns:cx8="http://schemas.microsoft.com/office/drawing/2016/5/14/chartex" xmlns:mc="http://schemas.openxmlformats.org/markup-compatibility/2006" xmlns:m="http://schemas.openxmlformats.org/officeDocument/2006/math" xmlns:aink="http://schemas.microsoft.com/office/drawing/2016/ink" xmlns:am3d="http://schemas.microsoft.com/office/drawing/2017/model3d" xmlns:oel="http://schemas.microsoft.com/office/2019/extlst" xmlns:r="http://schemas.openxmlformats.org/officeDocument/2006/relationships" xmlns:wp14="http://schemas.microsoft.com/office/word/2010/wordprocessingDrawing" xmlns:wp="http://schemas.openxmlformats.org/drawingml/2006/wordprocessingDrawing" xmlns:wpg="http://schemas.microsoft.com/office/word/2010/wordprocessingGroup" xmlns:wpi="http://schemas.microsoft.com/office/word/2010/wordprocessingInk" xmlns:wps="http://schemas.microsoft.com/office/word/2010/wordprocessingShape" xmlns:o="urn:schemas-microsoft-com:office:office" xmlns:v="urn:schemas-microsoft-com:vml" xmlns:w10="urn:schemas-microsoft-com:office:word" xmlns:w="http://schemas.openxmlformats.org/wordprocessingml/2006/main" xmlns:w14="http://schemas.microsoft.com/office/word/2010/wordml" xmlns:w15="http://schemas.microsoft.com/office/word/2012/wordml" xmlns:w16cex="http://schemas.microsoft.com/office/word/2018/wordml/cex" xmlns:w16cid="http://schemas.microsoft.com/office/word/2016/wordml/cid" xmlns:w16="http://schemas.microsoft.com/office/word/2018/wordml" xmlns:w16sdtdh="http://schemas.microsoft.com/office/word/2020/wordml/sdtdatahash" xmlns:w16sdtfl="http://schemas.microsoft.com/office/word/2024/wordml/sdtformatlock" xmlns:w16se="http://schemas.microsoft.com/office/word/2015/wordml/symex" xmlns:w16du="http://schemas.microsoft.com/office/word/2023/wordml/word16du" xmlns:wne="http://schemas.microsoft.com/office/word/2006/wordml" mc:Ignorable="w14 w15 w16se w16cid w16 w16cex w16sdtdh w16sdtfl w16du wp14">
   <w:endnote w:type="separator" w:id="-1">
     <w:p>
       <w:pPr>
@@ -7198,7 +7252,7 @@
 </file>
 
 <file path=word/footnotes.xml><?xml version="1.0" encoding="utf-8"?>
-<w:footnotes xmlns:wpc="http://schemas.microsoft.com/office/word/2010/wordprocessingCanvas" xmlns:cx="http://schemas.microsoft.com/office/drawing/2014/chartex" xmlns:cx1="http://schemas.microsoft.com/office/drawing/2015/9/8/chartex" xmlns:cx2="http://schemas.microsoft.com/office/drawing/2015/10/21/chartex" xmlns:cx3="http://schemas.microsoft.com/office/drawing/2016/5/9/chartex" xmlns:cx4="http://schemas.microsoft.com/office/drawing/2016/5/10/chartex" xmlns:cx5="http://schemas.microsoft.com/office/drawing/2016/5/11/chartex" xmlns:cx6="http://schemas.microsoft.com/office/drawing/2016/5/12/chartex" xmlns:cx7="http://schemas.microsoft.com/office/drawing/2016/5/13/chartex" xmlns:cx8="http://schemas.microsoft.com/office/drawing/2016/5/14/chartex" xmlns:mc="http://schemas.openxmlformats.org/markup-compatibility/2006" xmlns:aink="http://schemas.microsoft.com/office/drawing/2016/ink" xmlns:am3d="http://schemas.microsoft.com/office/drawing/2017/model3d" xmlns:o="urn:schemas-microsoft-com:office:office" xmlns:oel="http://schemas.microsoft.com/office/2019/extlst" xmlns:r="http://schemas.openxmlformats.org/officeDocument/2006/relationships" xmlns:m="http://schemas.openxmlformats.org/officeDocument/2006/math" xmlns:v="urn:schemas-microsoft-com:vml" xmlns:wp14="http://schemas.microsoft.com/office/word/2010/wordprocessingDrawing" xmlns:wp="http://schemas.openxmlformats.org/drawingml/2006/wordprocessingDrawing" xmlns:w10="urn:schemas-microsoft-com:office:word" xmlns:w="http://schemas.openxmlformats.org/wordprocessingml/2006/main" xmlns:w14="http://schemas.microsoft.com/office/word/2010/wordml" xmlns:w15="http://schemas.microsoft.com/office/word/2012/wordml" xmlns:w16cex="http://schemas.microsoft.com/office/word/2018/wordml/cex" xmlns:w16cid="http://schemas.microsoft.com/office/word/2016/wordml/cid" xmlns:w16="http://schemas.microsoft.com/office/word/2018/wordml" xmlns:w16du="http://schemas.microsoft.com/office/word/2023/wordml/word16du" xmlns:w16sdtdh="http://schemas.microsoft.com/office/word/2020/wordml/sdtdatahash" xmlns:w16sdtfl="http://schemas.microsoft.com/office/word/2024/wordml/sdtformatlock" xmlns:w16se="http://schemas.microsoft.com/office/word/2015/wordml/symex" xmlns:wpg="http://schemas.microsoft.com/office/word/2010/wordprocessingGroup" xmlns:wpi="http://schemas.microsoft.com/office/word/2010/wordprocessingInk" xmlns:wne="http://schemas.microsoft.com/office/word/2006/wordml" xmlns:wps="http://schemas.microsoft.com/office/word/2010/wordprocessingShape" mc:Ignorable="w14 w15 w16se w16cid w16 w16cex w16sdtdh w16sdtfl w16du wp14">
+<w:footnotes xmlns:wpc="http://schemas.microsoft.com/office/word/2010/wordprocessingCanvas" xmlns:cx="http://schemas.microsoft.com/office/drawing/2014/chartex" xmlns:cx1="http://schemas.microsoft.com/office/drawing/2015/9/8/chartex" xmlns:cx2="http://schemas.microsoft.com/office/drawing/2015/10/21/chartex" xmlns:cx3="http://schemas.microsoft.com/office/drawing/2016/5/9/chartex" xmlns:cx4="http://schemas.microsoft.com/office/drawing/2016/5/10/chartex" xmlns:cx5="http://schemas.microsoft.com/office/drawing/2016/5/11/chartex" xmlns:cx6="http://schemas.microsoft.com/office/drawing/2016/5/12/chartex" xmlns:cx7="http://schemas.microsoft.com/office/drawing/2016/5/13/chartex" xmlns:cx8="http://schemas.microsoft.com/office/drawing/2016/5/14/chartex" xmlns:mc="http://schemas.openxmlformats.org/markup-compatibility/2006" xmlns:m="http://schemas.openxmlformats.org/officeDocument/2006/math" xmlns:aink="http://schemas.microsoft.com/office/drawing/2016/ink" xmlns:am3d="http://schemas.microsoft.com/office/drawing/2017/model3d" xmlns:oel="http://schemas.microsoft.com/office/2019/extlst" xmlns:r="http://schemas.openxmlformats.org/officeDocument/2006/relationships" xmlns:wp14="http://schemas.microsoft.com/office/word/2010/wordprocessingDrawing" xmlns:wp="http://schemas.openxmlformats.org/drawingml/2006/wordprocessingDrawing" xmlns:wpg="http://schemas.microsoft.com/office/word/2010/wordprocessingGroup" xmlns:wpi="http://schemas.microsoft.com/office/word/2010/wordprocessingInk" xmlns:wps="http://schemas.microsoft.com/office/word/2010/wordprocessingShape" xmlns:o="urn:schemas-microsoft-com:office:office" xmlns:v="urn:schemas-microsoft-com:vml" xmlns:w10="urn:schemas-microsoft-com:office:word" xmlns:w="http://schemas.openxmlformats.org/wordprocessingml/2006/main" xmlns:w14="http://schemas.microsoft.com/office/word/2010/wordml" xmlns:w15="http://schemas.microsoft.com/office/word/2012/wordml" xmlns:w16cex="http://schemas.microsoft.com/office/word/2018/wordml/cex" xmlns:w16cid="http://schemas.microsoft.com/office/word/2016/wordml/cid" xmlns:w16="http://schemas.microsoft.com/office/word/2018/wordml" xmlns:w16sdtdh="http://schemas.microsoft.com/office/word/2020/wordml/sdtdatahash" xmlns:w16sdtfl="http://schemas.microsoft.com/office/word/2024/wordml/sdtformatlock" xmlns:w16se="http://schemas.microsoft.com/office/word/2015/wordml/symex" xmlns:w16du="http://schemas.microsoft.com/office/word/2023/wordml/word16du" xmlns:wne="http://schemas.microsoft.com/office/word/2006/wordml" mc:Ignorable="w14 w15 w16se w16cid w16 w16cex w16sdtdh w16sdtfl w16du wp14">
   <w:footnote w:type="separator" w:id="-1">
     <w:p>
       <w:pPr>
@@ -7223,7 +7277,7 @@
 </file>
 
 <file path=word/header1.xml><?xml version="1.0" encoding="utf-8"?>
-<w:hdr xmlns:wpc="http://schemas.microsoft.com/office/word/2010/wordprocessingCanvas" xmlns:cx="http://schemas.microsoft.com/office/drawing/2014/chartex" xmlns:cx1="http://schemas.microsoft.com/office/drawing/2015/9/8/chartex" xmlns:cx2="http://schemas.microsoft.com/office/drawing/2015/10/21/chartex" xmlns:cx3="http://schemas.microsoft.com/office/drawing/2016/5/9/chartex" xmlns:cx4="http://schemas.microsoft.com/office/drawing/2016/5/10/chartex" xmlns:cx5="http://schemas.microsoft.com/office/drawing/2016/5/11/chartex" xmlns:cx6="http://schemas.microsoft.com/office/drawing/2016/5/12/chartex" xmlns:cx7="http://schemas.microsoft.com/office/drawing/2016/5/13/chartex" xmlns:cx8="http://schemas.microsoft.com/office/drawing/2016/5/14/chartex" xmlns:mc="http://schemas.openxmlformats.org/markup-compatibility/2006" xmlns:aink="http://schemas.microsoft.com/office/drawing/2016/ink" xmlns:am3d="http://schemas.microsoft.com/office/drawing/2017/model3d" xmlns:o="urn:schemas-microsoft-com:office:office" xmlns:oel="http://schemas.microsoft.com/office/2019/extlst" xmlns:r="http://schemas.openxmlformats.org/officeDocument/2006/relationships" xmlns:m="http://schemas.openxmlformats.org/officeDocument/2006/math" xmlns:v="urn:schemas-microsoft-com:vml" xmlns:wp14="http://schemas.microsoft.com/office/word/2010/wordprocessingDrawing" xmlns:wp="http://schemas.openxmlformats.org/drawingml/2006/wordprocessingDrawing" xmlns:w10="urn:schemas-microsoft-com:office:word" xmlns:w="http://schemas.openxmlformats.org/wordprocessingml/2006/main" xmlns:w14="http://schemas.microsoft.com/office/word/2010/wordml" xmlns:w15="http://schemas.microsoft.com/office/word/2012/wordml" xmlns:w16cex="http://schemas.microsoft.com/office/word/2018/wordml/cex" xmlns:w16cid="http://schemas.microsoft.com/office/word/2016/wordml/cid" xmlns:w16="http://schemas.microsoft.com/office/word/2018/wordml" xmlns:w16du="http://schemas.microsoft.com/office/word/2023/wordml/word16du" xmlns:w16sdtdh="http://schemas.microsoft.com/office/word/2020/wordml/sdtdatahash" xmlns:w16sdtfl="http://schemas.microsoft.com/office/word/2024/wordml/sdtformatlock" xmlns:w16se="http://schemas.microsoft.com/office/word/2015/wordml/symex" xmlns:wpg="http://schemas.microsoft.com/office/word/2010/wordprocessingGroup" xmlns:wpi="http://schemas.microsoft.com/office/word/2010/wordprocessingInk" xmlns:wne="http://schemas.microsoft.com/office/word/2006/wordml" xmlns:wps="http://schemas.microsoft.com/office/word/2010/wordprocessingShape" mc:Ignorable="w14 w15 w16se w16cid w16 w16cex w16sdtdh w16sdtfl w16du wp14">
+<w:hdr xmlns:wpc="http://schemas.microsoft.com/office/word/2010/wordprocessingCanvas" xmlns:cx="http://schemas.microsoft.com/office/drawing/2014/chartex" xmlns:cx1="http://schemas.microsoft.com/office/drawing/2015/9/8/chartex" xmlns:cx2="http://schemas.microsoft.com/office/drawing/2015/10/21/chartex" xmlns:cx3="http://schemas.microsoft.com/office/drawing/2016/5/9/chartex" xmlns:cx4="http://schemas.microsoft.com/office/drawing/2016/5/10/chartex" xmlns:cx5="http://schemas.microsoft.com/office/drawing/2016/5/11/chartex" xmlns:cx6="http://schemas.microsoft.com/office/drawing/2016/5/12/chartex" xmlns:cx7="http://schemas.microsoft.com/office/drawing/2016/5/13/chartex" xmlns:cx8="http://schemas.microsoft.com/office/drawing/2016/5/14/chartex" xmlns:mc="http://schemas.openxmlformats.org/markup-compatibility/2006" xmlns:m="http://schemas.openxmlformats.org/officeDocument/2006/math" xmlns:aink="http://schemas.microsoft.com/office/drawing/2016/ink" xmlns:am3d="http://schemas.microsoft.com/office/drawing/2017/model3d" xmlns:oel="http://schemas.microsoft.com/office/2019/extlst" xmlns:r="http://schemas.openxmlformats.org/officeDocument/2006/relationships" xmlns:wp14="http://schemas.microsoft.com/office/word/2010/wordprocessingDrawing" xmlns:wp="http://schemas.openxmlformats.org/drawingml/2006/wordprocessingDrawing" xmlns:wpg="http://schemas.microsoft.com/office/word/2010/wordprocessingGroup" xmlns:wpi="http://schemas.microsoft.com/office/word/2010/wordprocessingInk" xmlns:wps="http://schemas.microsoft.com/office/word/2010/wordprocessingShape" xmlns:o="urn:schemas-microsoft-com:office:office" xmlns:v="urn:schemas-microsoft-com:vml" xmlns:w10="urn:schemas-microsoft-com:office:word" xmlns:w="http://schemas.openxmlformats.org/wordprocessingml/2006/main" xmlns:w14="http://schemas.microsoft.com/office/word/2010/wordml" xmlns:w15="http://schemas.microsoft.com/office/word/2012/wordml" xmlns:w16cex="http://schemas.microsoft.com/office/word/2018/wordml/cex" xmlns:w16cid="http://schemas.microsoft.com/office/word/2016/wordml/cid" xmlns:w16="http://schemas.microsoft.com/office/word/2018/wordml" xmlns:w16sdtdh="http://schemas.microsoft.com/office/word/2020/wordml/sdtdatahash" xmlns:w16sdtfl="http://schemas.microsoft.com/office/word/2024/wordml/sdtformatlock" xmlns:w16se="http://schemas.microsoft.com/office/word/2015/wordml/symex" xmlns:w16du="http://schemas.microsoft.com/office/word/2023/wordml/word16du" xmlns:wne="http://schemas.microsoft.com/office/word/2006/wordml" mc:Ignorable="w14 w15 w16se w16cid w16 w16cex w16sdtdh w16sdtfl w16du wp14">
   <w:p>
     <w:pPr>
       <w:pBdr>
@@ -7424,7 +7478,7 @@
 </file>
 
 <file path=word/numbering.xml><?xml version="1.0" encoding="utf-8"?>
-<w:numbering xmlns:wpc="http://schemas.microsoft.com/office/word/2010/wordprocessingCanvas" xmlns:cx="http://schemas.microsoft.com/office/drawing/2014/chartex" xmlns:cx1="http://schemas.microsoft.com/office/drawing/2015/9/8/chartex" xmlns:cx2="http://schemas.microsoft.com/office/drawing/2015/10/21/chartex" xmlns:cx3="http://schemas.microsoft.com/office/drawing/2016/5/9/chartex" xmlns:cx4="http://schemas.microsoft.com/office/drawing/2016/5/10/chartex" xmlns:cx5="http://schemas.microsoft.com/office/drawing/2016/5/11/chartex" xmlns:cx6="http://schemas.microsoft.com/office/drawing/2016/5/12/chartex" xmlns:cx7="http://schemas.microsoft.com/office/drawing/2016/5/13/chartex" xmlns:cx8="http://schemas.microsoft.com/office/drawing/2016/5/14/chartex" xmlns:mc="http://schemas.openxmlformats.org/markup-compatibility/2006" xmlns:aink="http://schemas.microsoft.com/office/drawing/2016/ink" xmlns:am3d="http://schemas.microsoft.com/office/drawing/2017/model3d" xmlns:o="urn:schemas-microsoft-com:office:office" xmlns:oel="http://schemas.microsoft.com/office/2019/extlst" xmlns:r="http://schemas.openxmlformats.org/officeDocument/2006/relationships" xmlns:m="http://schemas.openxmlformats.org/officeDocument/2006/math" xmlns:v="urn:schemas-microsoft-com:vml" xmlns:wp14="http://schemas.microsoft.com/office/word/2010/wordprocessingDrawing" xmlns:wp="http://schemas.openxmlformats.org/drawingml/2006/wordprocessingDrawing" xmlns:w10="urn:schemas-microsoft-com:office:word" xmlns:w="http://schemas.openxmlformats.org/wordprocessingml/2006/main" xmlns:w14="http://schemas.microsoft.com/office/word/2010/wordml" xmlns:w15="http://schemas.microsoft.com/office/word/2012/wordml" xmlns:w16cex="http://schemas.microsoft.com/office/word/2018/wordml/cex" xmlns:w16cid="http://schemas.microsoft.com/office/word/2016/wordml/cid" xmlns:w16="http://schemas.microsoft.com/office/word/2018/wordml" xmlns:w16du="http://schemas.microsoft.com/office/word/2023/wordml/word16du" xmlns:w16sdtdh="http://schemas.microsoft.com/office/word/2020/wordml/sdtdatahash" xmlns:w16sdtfl="http://schemas.microsoft.com/office/word/2024/wordml/sdtformatlock" xmlns:w16se="http://schemas.microsoft.com/office/word/2015/wordml/symex" xmlns:wpg="http://schemas.microsoft.com/office/word/2010/wordprocessingGroup" xmlns:wpi="http://schemas.microsoft.com/office/word/2010/wordprocessingInk" xmlns:wne="http://schemas.microsoft.com/office/word/2006/wordml" xmlns:wps="http://schemas.microsoft.com/office/word/2010/wordprocessingShape" mc:Ignorable="w14 w15 w16se w16cid w16 w16cex w16sdtdh w16sdtfl w16du wp14">
+<w:numbering xmlns:wpc="http://schemas.microsoft.com/office/word/2010/wordprocessingCanvas" xmlns:cx="http://schemas.microsoft.com/office/drawing/2014/chartex" xmlns:cx1="http://schemas.microsoft.com/office/drawing/2015/9/8/chartex" xmlns:cx2="http://schemas.microsoft.com/office/drawing/2015/10/21/chartex" xmlns:cx3="http://schemas.microsoft.com/office/drawing/2016/5/9/chartex" xmlns:cx4="http://schemas.microsoft.com/office/drawing/2016/5/10/chartex" xmlns:cx5="http://schemas.microsoft.com/office/drawing/2016/5/11/chartex" xmlns:cx6="http://schemas.microsoft.com/office/drawing/2016/5/12/chartex" xmlns:cx7="http://schemas.microsoft.com/office/drawing/2016/5/13/chartex" xmlns:cx8="http://schemas.microsoft.com/office/drawing/2016/5/14/chartex" xmlns:mc="http://schemas.openxmlformats.org/markup-compatibility/2006" xmlns:m="http://schemas.openxmlformats.org/officeDocument/2006/math" xmlns:aink="http://schemas.microsoft.com/office/drawing/2016/ink" xmlns:am3d="http://schemas.microsoft.com/office/drawing/2017/model3d" xmlns:oel="http://schemas.microsoft.com/office/2019/extlst" xmlns:r="http://schemas.openxmlformats.org/officeDocument/2006/relationships" xmlns:wp14="http://schemas.microsoft.com/office/word/2010/wordprocessingDrawing" xmlns:wp="http://schemas.openxmlformats.org/drawingml/2006/wordprocessingDrawing" xmlns:wpg="http://schemas.microsoft.com/office/word/2010/wordprocessingGroup" xmlns:wpi="http://schemas.microsoft.com/office/word/2010/wordprocessingInk" xmlns:wps="http://schemas.microsoft.com/office/word/2010/wordprocessingShape" xmlns:o="urn:schemas-microsoft-com:office:office" xmlns:v="urn:schemas-microsoft-com:vml" xmlns:w10="urn:schemas-microsoft-com:office:word" xmlns:w="http://schemas.openxmlformats.org/wordprocessingml/2006/main" xmlns:w14="http://schemas.microsoft.com/office/word/2010/wordml" xmlns:w15="http://schemas.microsoft.com/office/word/2012/wordml" xmlns:w16cex="http://schemas.microsoft.com/office/word/2018/wordml/cex" xmlns:w16cid="http://schemas.microsoft.com/office/word/2016/wordml/cid" xmlns:w16="http://schemas.microsoft.com/office/word/2018/wordml" xmlns:w16sdtdh="http://schemas.microsoft.com/office/word/2020/wordml/sdtdatahash" xmlns:w16sdtfl="http://schemas.microsoft.com/office/word/2024/wordml/sdtformatlock" xmlns:w16se="http://schemas.microsoft.com/office/word/2015/wordml/symex" xmlns:w16du="http://schemas.microsoft.com/office/word/2023/wordml/word16du" xmlns:wne="http://schemas.microsoft.com/office/word/2006/wordml" mc:Ignorable="w14 w15 w16se w16cid w16 w16cex w16sdtdh w16sdtfl w16du wp14">
   <w:abstractNum w:abstractNumId="0" w15:restartNumberingAfterBreak="0">
     <w:nsid w:val="0B8E06BA"/>
     <w:multiLevelType w:val="multilevel"/>
@@ -9490,7 +9544,7 @@
 </file>
 
 <file path=word/styles.xml><?xml version="1.0" encoding="utf-8"?>
-<w:styles xmlns:mc="http://schemas.openxmlformats.org/markup-compatibility/2006" xmlns:r="http://schemas.openxmlformats.org/officeDocument/2006/relationships" xmlns:w="http://schemas.openxmlformats.org/wordprocessingml/2006/main" xmlns:w14="http://schemas.microsoft.com/office/word/2010/wordml" xmlns:w15="http://schemas.microsoft.com/office/word/2012/wordml" xmlns:w16cex="http://schemas.microsoft.com/office/word/2018/wordml/cex" xmlns:w16cid="http://schemas.microsoft.com/office/word/2016/wordml/cid" xmlns:w16="http://schemas.microsoft.com/office/word/2018/wordml" xmlns:w16du="http://schemas.microsoft.com/office/word/2023/wordml/word16du" xmlns:w16sdtdh="http://schemas.microsoft.com/office/word/2020/wordml/sdtdatahash" xmlns:w16sdtfl="http://schemas.microsoft.com/office/word/2024/wordml/sdtformatlock" xmlns:w16se="http://schemas.microsoft.com/office/word/2015/wordml/symex" mc:Ignorable="w14 w15 w16se w16cid w16 w16cex w16sdtdh w16sdtfl w16du">
+<w:styles xmlns:mc="http://schemas.openxmlformats.org/markup-compatibility/2006" xmlns:r="http://schemas.openxmlformats.org/officeDocument/2006/relationships" xmlns:w="http://schemas.openxmlformats.org/wordprocessingml/2006/main" xmlns:w14="http://schemas.microsoft.com/office/word/2010/wordml" xmlns:w15="http://schemas.microsoft.com/office/word/2012/wordml" xmlns:w16cex="http://schemas.microsoft.com/office/word/2018/wordml/cex" xmlns:w16cid="http://schemas.microsoft.com/office/word/2016/wordml/cid" xmlns:w16="http://schemas.microsoft.com/office/word/2018/wordml" xmlns:w16sdtdh="http://schemas.microsoft.com/office/word/2020/wordml/sdtdatahash" xmlns:w16sdtfl="http://schemas.microsoft.com/office/word/2024/wordml/sdtformatlock" xmlns:w16se="http://schemas.microsoft.com/office/word/2015/wordml/symex" xmlns:w16du="http://schemas.microsoft.com/office/word/2023/wordml/word16du" mc:Ignorable="w14 w15 w16se w16cid w16 w16cex w16sdtdh w16sdtfl w16du">
   <w:docDefaults>
     <w:rPrDefault>
       <w:rPr>
@@ -10004,6 +10058,7 @@
   <w:style w:type="character" w:default="1" w:styleId="Fuentedeprrafopredeter">
     <w:name w:val="Default Paragraph Font"/>
     <w:uiPriority w:val="1"/>
+    <w:semiHidden/>
     <w:unhideWhenUsed/>
   </w:style>
   <w:style w:type="table" w:default="1" w:styleId="Tablanormal">
@@ -10686,6 +10741,26 @@
 </file>
 
 <file path=customXml/item1.xml><?xml version="1.0" encoding="utf-8"?>
+<p:properties xmlns:p="http://schemas.microsoft.com/office/2006/metadata/properties" xmlns:xsi="http://www.w3.org/2001/XMLSchema-instance" xmlns:pc="http://schemas.microsoft.com/office/infopath/2007/PartnerControls">
+  <documentManagement>
+    <TaxCatchAll xmlns="13c90a0b-73bc-4dc0-be5f-28d77b615beb" xsi:nil="true"/>
+    <lcf76f155ced4ddcb4097134ff3c332f xmlns="13c93bba-48ce-428c-bfe5-88b42c19b028">
+      <Terms xmlns="http://schemas.microsoft.com/office/infopath/2007/PartnerControls"/>
+    </lcf76f155ced4ddcb4097134ff3c332f>
+  </documentManagement>
+</p:properties>
+</file>
+
+<file path=customXml/item2.xml><?xml version="1.0" encoding="utf-8"?>
+<?mso-contentType ?>
+<FormTemplates xmlns="http://schemas.microsoft.com/sharepoint/v3/contenttype/forms">
+  <Display>DocumentLibraryForm</Display>
+  <Edit>DocumentLibraryForm</Edit>
+  <New>DocumentLibraryForm</New>
+</FormTemplates>
+</file>
+
+<file path=customXml/item3.xml><?xml version="1.0" encoding="utf-8"?>
 <ct:contentTypeSchema xmlns:ct="http://schemas.microsoft.com/office/2006/metadata/contentType" xmlns:ma="http://schemas.microsoft.com/office/2006/metadata/properties/metaAttributes" ct:_="" ma:_="" ma:contentTypeName="Documento" ma:contentTypeID="0x0101006A81D6BD42E8DF4C91013959704817E1" ma:contentTypeVersion="15" ma:contentTypeDescription="Crear nuevo documento." ma:contentTypeScope="" ma:versionID="bf4f72ffd194f0963ff564daca6869f7">
   <xsd:schema xmlns:xsd="http://www.w3.org/2001/XMLSchema" xmlns:xs="http://www.w3.org/2001/XMLSchema" xmlns:p="http://schemas.microsoft.com/office/2006/metadata/properties" xmlns:ns2="13c90a0b-73bc-4dc0-be5f-28d77b615beb" xmlns:ns3="13c93bba-48ce-428c-bfe5-88b42c19b028" targetNamespace="http://schemas.microsoft.com/office/2006/metadata/properties" ma:root="true" ma:fieldsID="8718d6f4873a5b1392a45044efa78385" ns2:_="" ns3:_="">
     <xsd:import namespace="13c90a0b-73bc-4dc0-be5f-28d77b615beb"/>
@@ -10920,27 +10995,26 @@
 </ct:contentTypeSchema>
 </file>
 
-<file path=customXml/item2.xml><?xml version="1.0" encoding="utf-8"?>
-<?mso-contentType ?>
-<FormTemplates xmlns="http://schemas.microsoft.com/sharepoint/v3/contenttype/forms">
-  <Display>DocumentLibraryForm</Display>
-  <Edit>DocumentLibraryForm</Edit>
-  <New>DocumentLibraryForm</New>
-</FormTemplates>
+<file path=customXml/itemProps1.xml><?xml version="1.0" encoding="utf-8"?>
+<ds:datastoreItem xmlns:ds="http://schemas.openxmlformats.org/officeDocument/2006/customXml" ds:itemID="{29AB67F1-8FF3-4B7A-94A8-FAC388E5205B}">
+  <ds:schemaRefs>
+    <ds:schemaRef ds:uri="http://schemas.microsoft.com/office/2006/metadata/properties"/>
+    <ds:schemaRef ds:uri="http://schemas.microsoft.com/office/infopath/2007/PartnerControls"/>
+    <ds:schemaRef ds:uri="13c90a0b-73bc-4dc0-be5f-28d77b615beb"/>
+    <ds:schemaRef ds:uri="13c93bba-48ce-428c-bfe5-88b42c19b028"/>
+  </ds:schemaRefs>
+</ds:datastoreItem>
 </file>
 
-<file path=customXml/item3.xml><?xml version="1.0" encoding="utf-8"?>
-<p:properties xmlns:p="http://schemas.microsoft.com/office/2006/metadata/properties" xmlns:xsi="http://www.w3.org/2001/XMLSchema-instance" xmlns:pc="http://schemas.microsoft.com/office/infopath/2007/PartnerControls">
-  <documentManagement>
-    <TaxCatchAll xmlns="13c90a0b-73bc-4dc0-be5f-28d77b615beb" xsi:nil="true"/>
-    <lcf76f155ced4ddcb4097134ff3c332f xmlns="13c93bba-48ce-428c-bfe5-88b42c19b028">
-      <Terms xmlns="http://schemas.microsoft.com/office/infopath/2007/PartnerControls"/>
-    </lcf76f155ced4ddcb4097134ff3c332f>
-  </documentManagement>
-</p:properties>
+<file path=customXml/itemProps2.xml><?xml version="1.0" encoding="utf-8"?>
+<ds:datastoreItem xmlns:ds="http://schemas.openxmlformats.org/officeDocument/2006/customXml" ds:itemID="{D91356B1-0FB8-448B-A74D-2FF735E0C29A}">
+  <ds:schemaRefs>
+    <ds:schemaRef ds:uri="http://schemas.microsoft.com/sharepoint/v3/contenttype/forms"/>
+  </ds:schemaRefs>
+</ds:datastoreItem>
 </file>
 
-<file path=customXml/itemProps1.xml><?xml version="1.0" encoding="utf-8"?>
+<file path=customXml/itemProps3.xml><?xml version="1.0" encoding="utf-8"?>
 <ds:datastoreItem xmlns:ds="http://schemas.openxmlformats.org/officeDocument/2006/customXml" ds:itemID="{F5ACD2AB-0A4D-457D-8D51-622A21E0959B}">
   <ds:schemaRefs>
     <ds:schemaRef ds:uri="http://schemas.microsoft.com/office/2006/metadata/contentType"/>
@@ -10957,23 +11031,4 @@
     <ds:schemaRef ds:uri="http://schemas.microsoft.com/internal/obd"/>
   </ds:schemaRefs>
 </ds:datastoreItem>
-</file>
-
-<file path=customXml/itemProps2.xml><?xml version="1.0" encoding="utf-8"?>
-<ds:datastoreItem xmlns:ds="http://schemas.openxmlformats.org/officeDocument/2006/customXml" ds:itemID="{D91356B1-0FB8-448B-A74D-2FF735E0C29A}">
-  <ds:schemaRefs>
-    <ds:schemaRef ds:uri="http://schemas.microsoft.com/sharepoint/v3/contenttype/forms"/>
-  </ds:schemaRefs>
-</ds:datastoreItem>
-</file>
-
-<file path=customXml/itemProps3.xml><?xml version="1.0" encoding="utf-8"?>
-<ds:datastoreItem xmlns:ds="http://schemas.openxmlformats.org/officeDocument/2006/customXml" ds:itemID="{29AB67F1-8FF3-4B7A-94A8-FAC388E5205B}">
-  <ds:schemaRefs>
-    <ds:schemaRef ds:uri="http://schemas.microsoft.com/office/2006/metadata/properties"/>
-    <ds:schemaRef ds:uri="http://schemas.microsoft.com/office/infopath/2007/PartnerControls"/>
-    <ds:schemaRef ds:uri="13c90a0b-73bc-4dc0-be5f-28d77b615beb"/>
-    <ds:schemaRef ds:uri="13c93bba-48ce-428c-bfe5-88b42c19b028"/>
-  </ds:schemaRefs>
-</ds:datastoreItem>
 </file>